--- a/Evidencias CAPSTONE/Fase 1/Evidencias grupales/1.5_GuiaEstudiante_Fase 1_Definicion Proyecto APT.docx
+++ b/Evidencias CAPSTONE/Fase 1/Evidencias grupales/1.5_GuiaEstudiante_Fase 1_Definicion Proyecto APT.docx
@@ -1362,7 +1362,7 @@
                 <w:color w:val="243247"/>
                 <w:sz w:val="18"/>
               </w:rPr>
-              <w:t xml:space="preserve">La evaluación técnica, la autorización y el registro de eventos serán determinísticos; la IA apoyará el diagnóstico estructurado y la generación de </w:t>
+              <w:t>La evaluación técnica, la autorización y el registro de eventos serán determinísticos; la IA apoyará el diagnóstico estructurado y la generación de feedback. Un RAG mínimo recuperará top-k=5 fragmentos autorizados de los 2 documentos definidos para cada clase, aplicará filtros obligatorios y mostrará la fuente utilizada. Si el modelo o la recuperación fallan, el sistema mantendrá operativos la ejecución, los resultados y el registro del intento. El MVP no reemplazará al profesor, no asignará calificaciones de alto impacto ni funcionará como un LMS completo.</w:t>
             </w:r>
             <w:proofErr w:type="spellStart"/>
             <w:r>
@@ -1371,7 +1371,6 @@
                 <w:color w:val="243247"/>
                 <w:sz w:val="18"/>
               </w:rPr>
-              <w:t>feedback</w:t>
             </w:r>
             <w:proofErr w:type="spellEnd"/>
             <w:r>
@@ -1380,7 +1379,6 @@
                 <w:color w:val="243247"/>
                 <w:sz w:val="18"/>
               </w:rPr>
-              <w:t>. Un RAG mínimo recuperará entre uno y tres documentos de la clase, aplicará filtros obligatorios y mostrará la fuente utilizada. Si el modelo o la recuperación fallan, el sistema mantendrá operativos la ejecución, los resultados y el registro del intento. El MVP no reemplazará al profesor, no asignará calificaciones de alto impacto ni funcionará como un LMS completo.</w:t>
             </w:r>
           </w:p>
         </w:tc>
@@ -1726,7 +1724,7 @@
                 <w:color w:val="243247"/>
                 <w:sz w:val="18"/>
               </w:rPr>
-              <w:t xml:space="preserve">El proyecto es factible dentro de las 18 semanas del semestre porque se limita a una </w:t>
+              <w:t>El proyecto es factible dentro de las 18 semanas del semestre porque se limita a una sola vertical demostrable, será desarrollado por tres integrantes y prioriza un MVP mediante MoSCoW. La demo canónica usará 2 organizaciones, 2 administradores, 2 profesores, 8 estudiantes, 3 clases, 10 ejercicios y 2 documentos por clase, con datos ficticios reproducibles y tres señales docentes.</w:t>
             </w:r>
             <w:proofErr w:type="gramStart"/>
             <w:r>
@@ -1735,7 +1733,6 @@
                 <w:color w:val="243247"/>
                 <w:sz w:val="18"/>
               </w:rPr>
-              <w:t>sola vertical demostrable</w:t>
             </w:r>
             <w:proofErr w:type="gramEnd"/>
             <w:r>
@@ -1744,7 +1741,6 @@
                 <w:color w:val="243247"/>
                 <w:sz w:val="18"/>
               </w:rPr>
-              <w:t>, será desarrollado por tres integrantes y prioriza un MVP mediante MoSCoW. El contenido de demostración será acotado: una organización y un curso, una o más clases, 8 a 12 ejercicios, 4 a 6 conceptos, 1 a 3 documentos, 30 a 50 respuestas etiquetadas y tres señales docentes.</w:t>
             </w:r>
           </w:p>
           <w:p>
@@ -1758,7 +1754,7 @@
                 <w:color w:val="243247"/>
                 <w:sz w:val="18"/>
               </w:rPr>
-              <w:t xml:space="preserve">Los recursos principales son computadores con acceso a internet, repositorio GitHub público, herramientas de desarrollo web, base de datos, Docker, proveedor de IA configurable, material académico autorizado y ambientes de prueba. Facilitan el desarrollo la disponibilidad de tecnologías abiertas, </w:t>
+              <w:t>Revisión técnica 04/09/2026: la arquitectura híbrida queda definida mediante AD-ARQ-001. Los recursos son Next.js/React/TypeScript en Vercel; NestJS/Node.js en Azure Container Apps; Supabase PostgreSQL/Auth/Storage/RLS/pgvector; Vercel Sandbox en producción; Azure OpenAI configurable; y Docker Compose, Supabase CLI, GitHub Actions, Jest y Cypress para desarrollo y calidad. La implementación y la validación operativa siguen pendientes.</w:t>
             </w:r>
             <w:proofErr w:type="gramStart"/>
             <w:r>
@@ -1767,7 +1763,6 @@
                 <w:color w:val="243247"/>
                 <w:sz w:val="18"/>
               </w:rPr>
-              <w:t>la modularidad</w:t>
             </w:r>
             <w:proofErr w:type="gramEnd"/>
             <w:r>
@@ -1776,7 +1771,6 @@
                 <w:color w:val="243247"/>
                 <w:sz w:val="18"/>
               </w:rPr>
-              <w:t xml:space="preserve"> del diseño, los casos de prueba y la integración temprana.</w:t>
             </w:r>
           </w:p>
           <w:p>
@@ -2604,7 +2598,7 @@
                 <w:color w:val="1F3864"/>
                 <w:sz w:val="19"/>
               </w:rPr>
-              <w:t xml:space="preserve">Etapas. </w:t>
+              <w:t>Etapas. (1) alineación y descubrimiento; (2) definición de alcance, requisitos, riesgos y arquitectura híbrida; (3) plataforma base y modelo de datos; (4) actividad, editor, ejecutor y casos de prueba; (5) integración de telemetría; (6) diagnóstico, feedback y RAG; (7) dashboard y calidad; (8) cierre funcional, estabilización y defensa.</w:t>
             </w:r>
             <w:r>
               <w:rPr>
@@ -2612,7 +2606,6 @@
                 <w:color w:val="243247"/>
                 <w:sz w:val="19"/>
               </w:rPr>
-              <w:t xml:space="preserve">(1) alineación y descubrimiento; (2) definición de alcance, requisitos, riesgos y arquitectura preliminar; (3) plataforma base y modelo de datos; (4) actividad, editor, ejecutor y casos de prueba; (5) integración de telemetría; (6) diagnóstico, </w:t>
             </w:r>
             <w:proofErr w:type="spellStart"/>
             <w:r>
@@ -2621,7 +2614,6 @@
                 <w:color w:val="243247"/>
                 <w:sz w:val="19"/>
               </w:rPr>
-              <w:t>feedback</w:t>
             </w:r>
             <w:proofErr w:type="spellEnd"/>
             <w:r>
@@ -2630,7 +2622,6 @@
                 <w:color w:val="243247"/>
                 <w:sz w:val="19"/>
               </w:rPr>
-              <w:t xml:space="preserve"> y RAG; (7) </w:t>
             </w:r>
             <w:proofErr w:type="spellStart"/>
             <w:r>
@@ -2639,7 +2630,6 @@
                 <w:color w:val="243247"/>
                 <w:sz w:val="19"/>
               </w:rPr>
-              <w:t>dashboard</w:t>
             </w:r>
             <w:proofErr w:type="spellEnd"/>
             <w:r>
@@ -2648,7 +2638,6 @@
                 <w:color w:val="243247"/>
                 <w:sz w:val="19"/>
               </w:rPr>
-              <w:t xml:space="preserve"> y calidad; (8) cierre funcional, estabilización y defensa.</w:t>
             </w:r>
           </w:p>
           <w:p>
@@ -3461,7 +3450,7 @@
                 <w:color w:val="243247"/>
                 <w:sz w:val="17"/>
               </w:rPr>
-              <w:t xml:space="preserve">Flujo completo profesor-estudiante con evaluación determinística, reintentos, </w:t>
+              <w:t>Flujo completo profesor-estudiante con evaluación determinística, reintentos, feedback, RAG con fuentes, dashboard y tres señales, desplegable en Vercel-Supabase-Azure y reproducible localmente con Docker Compose.</w:t>
             </w:r>
             <w:proofErr w:type="spellStart"/>
             <w:r>
@@ -3470,7 +3459,6 @@
                 <w:color w:val="243247"/>
                 <w:sz w:val="17"/>
               </w:rPr>
-              <w:t>feedback</w:t>
             </w:r>
             <w:proofErr w:type="spellEnd"/>
             <w:r>
@@ -3479,7 +3467,6 @@
                 <w:color w:val="243247"/>
                 <w:sz w:val="17"/>
               </w:rPr>
-              <w:t xml:space="preserve">, RAG con fuentes, </w:t>
             </w:r>
             <w:proofErr w:type="spellStart"/>
             <w:r>
@@ -3488,7 +3475,6 @@
                 <w:color w:val="243247"/>
                 <w:sz w:val="17"/>
               </w:rPr>
-              <w:t>dashboard</w:t>
             </w:r>
             <w:proofErr w:type="spellEnd"/>
             <w:r>
@@ -3497,7 +3483,6 @@
                 <w:color w:val="243247"/>
                 <w:sz w:val="17"/>
               </w:rPr>
-              <w:t xml:space="preserve"> y tres señales explicables, desplegable mediante Docker.</w:t>
             </w:r>
           </w:p>
         </w:tc>
@@ -4304,7 +4289,7 @@
                 <w:color w:val="243247"/>
                 <w:sz w:val="14"/>
               </w:rPr>
-              <w:t>Hito: alcance aprobado y arquitectura preliminar al cierre de S1, semana 4.</w:t>
+              <w:t>Hito: alcance aprobado al cierre de S1 y arquitectura híbrida definida en la revisión técnica del 04/09/2026.</w:t>
             </w:r>
           </w:p>
         </w:tc>
@@ -4367,7 +4352,7 @@
                 <w:color w:val="243247"/>
                 <w:sz w:val="14"/>
               </w:rPr>
-              <w:t>Implementar repositorio, CI básica, autenticación, roles, clase, modelo de datos y Docker inicial.</w:t>
+              <w:t>Implementar Next.js/NestJS, GitHub Actions y preview Vercel, Supabase local/Auth/PostgreSQL/pgvector/RLS y Docker Compose inicial.</w:t>
             </w:r>
           </w:p>
         </w:tc>
@@ -4385,7 +4370,7 @@
                 <w:color w:val="243247"/>
                 <w:sz w:val="14"/>
               </w:rPr>
-              <w:t xml:space="preserve">Framework web, API, base de datos, Docker y GitHub </w:t>
+              <w:t>Next.js/Vercel, NestJS/Azure Container Apps, Supabase CLI/PostgreSQL/Auth/RLS, Docker Compose y GitHub Actions.</w:t>
             </w:r>
             <w:proofErr w:type="spellStart"/>
             <w:r>
@@ -4394,7 +4379,6 @@
                 <w:color w:val="243247"/>
                 <w:sz w:val="14"/>
               </w:rPr>
-              <w:t>Actions</w:t>
             </w:r>
             <w:proofErr w:type="spellEnd"/>
             <w:r>
@@ -4403,7 +4387,6 @@
                 <w:color w:val="243247"/>
                 <w:sz w:val="14"/>
               </w:rPr>
-              <w:t>.</w:t>
             </w:r>
           </w:p>
         </w:tc>
@@ -4544,7 +4527,7 @@
                 <w:color w:val="243247"/>
                 <w:sz w:val="14"/>
               </w:rPr>
-              <w:t xml:space="preserve">JavaScript, </w:t>
+              <w:t>Vercel Sandbox, adaptador Docker local, pruebas adversariales, correlación por intento y datos ficticios.</w:t>
             </w:r>
             <w:proofErr w:type="spellStart"/>
             <w:r>
@@ -4553,7 +4536,6 @@
                 <w:color w:val="243247"/>
                 <w:sz w:val="14"/>
               </w:rPr>
-              <w:t>sandbox</w:t>
             </w:r>
             <w:proofErr w:type="spellEnd"/>
             <w:r>
@@ -4562,7 +4544,6 @@
                 <w:color w:val="243247"/>
                 <w:sz w:val="14"/>
               </w:rPr>
-              <w:t>, pruebas automatizadas, logs y datos ficticios.</w:t>
             </w:r>
           </w:p>
         </w:tc>
@@ -4723,7 +4704,7 @@
                 <w:color w:val="243247"/>
                 <w:sz w:val="14"/>
               </w:rPr>
-              <w:t xml:space="preserve">Proveedor IA, </w:t>
+              <w:t>Azure OpenAI configurable, embeddings, pgvector, top-k=5 fragmentos de 2 documentos por clase y dataset etiquetado.</w:t>
             </w:r>
             <w:proofErr w:type="spellStart"/>
             <w:r>
@@ -4732,7 +4713,6 @@
                 <w:color w:val="243247"/>
                 <w:sz w:val="14"/>
               </w:rPr>
-              <w:t>embeddings</w:t>
             </w:r>
             <w:proofErr w:type="spellEnd"/>
             <w:r>
@@ -4741,7 +4721,6 @@
                 <w:color w:val="243247"/>
                 <w:sz w:val="14"/>
               </w:rPr>
-              <w:t xml:space="preserve">, índice vectorial, 1–3 documentos y </w:t>
             </w:r>
             <w:proofErr w:type="spellStart"/>
             <w:r>
@@ -4750,7 +4729,6 @@
                 <w:color w:val="243247"/>
                 <w:sz w:val="14"/>
               </w:rPr>
-              <w:t>dataset</w:t>
             </w:r>
             <w:proofErr w:type="spellEnd"/>
             <w:r>
@@ -4759,7 +4737,6 @@
                 <w:color w:val="243247"/>
                 <w:sz w:val="14"/>
               </w:rPr>
-              <w:t xml:space="preserve"> etiquetado.</w:t>
             </w:r>
           </w:p>
         </w:tc>
@@ -5124,7 +5101,7 @@
                 <w:color w:val="243247"/>
                 <w:sz w:val="14"/>
               </w:rPr>
-              <w:t xml:space="preserve">Docker </w:t>
+              <w:t>Despliegue híbrido Vercel-Supabase-Azure, Docker Compose local, README, informe final y plan de contingencia.</w:t>
             </w:r>
             <w:proofErr w:type="spellStart"/>
             <w:r>
@@ -5133,7 +5110,6 @@
                 <w:color w:val="243247"/>
                 <w:sz w:val="14"/>
               </w:rPr>
-              <w:t>Compose</w:t>
             </w:r>
             <w:proofErr w:type="spellEnd"/>
             <w:r>
@@ -5142,7 +5118,6 @@
                 <w:color w:val="243247"/>
                 <w:sz w:val="14"/>
               </w:rPr>
-              <w:t>, README, informe final, presentación y plan de contingencia.</w:t>
             </w:r>
           </w:p>
         </w:tc>
